--- a/10_appendix/output/appendix_g/c123.docx
+++ b/10_appendix/output/appendix_g/c123.docx
@@ -25,7 +25,7 @@
         <w:tblLook w:firstRow="1" w:lastRow="0" w:firstColumn="0" w:lastColumn="0" w:noHBand="0" w:noVBand="1"/>
       </w:tblPr>
       <w:tblGrid>
-        <w:gridCol w:w="2807"/>
+        <w:gridCol w:w="2281"/>
         <w:gridCol w:w="961"/>
         <w:gridCol w:w="1010"/>
         <w:gridCol w:w="961"/>
@@ -727,7 +727,7 @@
                 <w:szCs w:val="22"/>
                 <w:color w:val="000000"/>
               </w:rPr>
-              <w:t xml:space="preserve">0.566</w:t>
+              <w:t xml:space="preserve">0.567</w:t>
             </w:r>
           </w:p>
         </w:tc>
@@ -779,7 +779,7 @@
                 <w:szCs w:val="22"/>
                 <w:color w:val="000000"/>
               </w:rPr>
-              <w:t xml:space="preserve">0.491</w:t>
+              <w:t xml:space="preserve">0.493</w:t>
             </w:r>
           </w:p>
         </w:tc>
@@ -831,7 +831,7 @@
                 <w:szCs w:val="22"/>
                 <w:color w:val="000000"/>
               </w:rPr>
-              <w:t xml:space="preserve">0.429</w:t>
+              <w:t xml:space="preserve">0.431</w:t>
             </w:r>
           </w:p>
         </w:tc>
@@ -883,7 +883,7 @@
                 <w:szCs w:val="22"/>
                 <w:color w:val="000000"/>
               </w:rPr>
-              <w:t xml:space="preserve">0.366</w:t>
+              <w:t xml:space="preserve">0.369</w:t>
             </w:r>
           </w:p>
         </w:tc>
@@ -935,7 +935,7 @@
                 <w:szCs w:val="22"/>
                 <w:color w:val="000000"/>
               </w:rPr>
-              <w:t xml:space="preserve">0.358</w:t>
+              <w:t xml:space="preserve">0.360</w:t>
             </w:r>
           </w:p>
         </w:tc>
@@ -987,14 +987,14 @@
                 <w:szCs w:val="22"/>
                 <w:color w:val="000000"/>
               </w:rPr>
-              <w:t xml:space="preserve">0.302</w:t>
+              <w:t xml:space="preserve">0.304</w:t>
             </w:r>
           </w:p>
         </w:tc>
       </w:tr>
       <w:tr>
         <w:trPr>
-          <w:trHeight w:val="618" w:hRule="auto"/>
+          <w:trHeight w:val="616" w:hRule="auto"/>
         </w:trPr>
         body2
         <w:tc>
@@ -1045,7 +1045,7 @@
                 <w:szCs w:val="22"/>
                 <w:color w:val="000000"/>
               </w:rPr>
-              <w:t xml:space="preserve">Wealth (no home equity)</w:t>
+              <w:t xml:space="preserve">Wealth (No House)</w:t>
             </w:r>
           </w:p>
         </w:tc>
